--- a/TestStartDP/wwwroot/Resource/Тестове/КМ/КМ Тест 3.docx
+++ b/TestStartDP/wwwroot/Resource/Тестове/КМ/КМ Тест 3.docx
@@ -1,166 +1,75 @@
 
 <file path=word/document.xml><?xml version="1.0" encoding="utf-8"?>
-<w:document xmlns:wpc="http://schemas.microsoft.com/office/word/2010/wordprocessingCanvas" xmlns:cx="http://schemas.microsoft.com/office/drawing/2014/chartex" xmlns:mc="http://schemas.openxmlformats.org/markup-compatibility/2006" xmlns:o="urn:schemas-microsoft-com:office:office" xmlns:r="http://schemas.openxmlformats.org/officeDocument/2006/relationships" xmlns:m="http://schemas.openxmlformats.org/officeDocument/2006/math" xmlns:v="urn:schemas-microsoft-com:vml" xmlns:wp14="http://schemas.microsoft.com/office/word/2010/wordprocessingDrawing" xmlns:wp="http://schemas.openxmlformats.org/drawingml/2006/wordprocessingDrawing" xmlns:w10="urn:schemas-microsoft-com:office:word" xmlns:w="http://schemas.openxmlformats.org/wordprocessingml/2006/main" xmlns:w14="http://schemas.microsoft.com/office/word/2010/wordml" xmlns:w15="http://schemas.microsoft.com/office/word/2012/wordml" xmlns:w16se="http://schemas.microsoft.com/office/word/2015/wordml/symex" xmlns:wpg="http://schemas.microsoft.com/office/word/2010/wordprocessingGroup" xmlns:wpi="http://schemas.microsoft.com/office/word/2010/wordprocessingInk" xmlns:wne="http://schemas.microsoft.com/office/word/2006/wordml" xmlns:wps="http://schemas.microsoft.com/office/word/2010/wordprocessingShape" mc:Ignorable="w14 w15 w16se wp14">
+<w:document xmlns:wpc="http://schemas.microsoft.com/office/word/2010/wordprocessingCanvas" xmlns:cx="http://schemas.microsoft.com/office/drawing/2014/chartex" xmlns:cx1="http://schemas.microsoft.com/office/drawing/2015/9/8/chartex" xmlns:cx2="http://schemas.microsoft.com/office/drawing/2015/10/21/chartex" xmlns:cx3="http://schemas.microsoft.com/office/drawing/2016/5/9/chartex" xmlns:cx4="http://schemas.microsoft.com/office/drawing/2016/5/10/chartex" xmlns:cx5="http://schemas.microsoft.com/office/drawing/2016/5/11/chartex" xmlns:cx6="http://schemas.microsoft.com/office/drawing/2016/5/12/chartex" xmlns:cx7="http://schemas.microsoft.com/office/drawing/2016/5/13/chartex" xmlns:cx8="http://schemas.microsoft.com/office/drawing/2016/5/14/chartex" xmlns:mc="http://schemas.openxmlformats.org/markup-compatibility/2006" xmlns:aink="http://schemas.microsoft.com/office/drawing/2016/ink" xmlns:am3d="http://schemas.microsoft.com/office/drawing/2017/model3d" xmlns:o="urn:schemas-microsoft-com:office:office" xmlns:oel="http://schemas.microsoft.com/office/2019/extlst" xmlns:r="http://schemas.openxmlformats.org/officeDocument/2006/relationships" xmlns:m="http://schemas.openxmlformats.org/officeDocument/2006/math" xmlns:v="urn:schemas-microsoft-com:vml" xmlns:wp14="http://schemas.microsoft.com/office/word/2010/wordprocessingDrawing" xmlns:wp="http://schemas.openxmlformats.org/drawingml/2006/wordprocessingDrawing" xmlns:w10="urn:schemas-microsoft-com:office:word" xmlns:w="http://schemas.openxmlformats.org/wordprocessingml/2006/main" xmlns:w14="http://schemas.microsoft.com/office/word/2010/wordml" xmlns:w15="http://schemas.microsoft.com/office/word/2012/wordml" xmlns:w16cex="http://schemas.microsoft.com/office/word/2018/wordml/cex" xmlns:w16cid="http://schemas.microsoft.com/office/word/2016/wordml/cid" xmlns:w16="http://schemas.microsoft.com/office/word/2018/wordml" xmlns:w16sdtdh="http://schemas.microsoft.com/office/word/2020/wordml/sdtdatahash" xmlns:w16se="http://schemas.microsoft.com/office/word/2015/wordml/symex" xmlns:wpg="http://schemas.microsoft.com/office/word/2010/wordprocessingGroup" xmlns:wpi="http://schemas.microsoft.com/office/word/2010/wordprocessingInk" xmlns:wne="http://schemas.microsoft.com/office/word/2006/wordml" xmlns:wps="http://schemas.microsoft.com/office/word/2010/wordprocessingShape" mc:Ignorable="w14 w15 w16se w16cid w16 w16cex w16sdtdh wp14">
   <w:body>
     <w:p>
       <w:pPr>
-        <w:rPr>
-          <w:rFonts w:ascii="Times New Roman" w:hAnsi="Times New Roman" w:cs="Times New Roman"/>
-          <w:b/>
-          <w:u w:val="single"/>
+        <w:pStyle w:val="2"/>
+        <w:pBdr>
+          <w:bottom w:val="thinThickSmallGap" w:sz="24" w:space="1" w:color="auto"/>
+        </w:pBdr>
+        <w:spacing w:line="360" w:lineRule="auto"/>
+        <w:ind w:right="-666" w:hanging="284"/>
+        <w:rPr>
+          <w:sz w:val="20"/>
+          <w:u w:val="none"/>
+          <w:lang w:val="ru-RU"/>
+        </w:rPr>
+      </w:pPr>
+      <w:r>
+        <w:rPr>
           <w:lang w:val="en-GB"/>
         </w:rPr>
-      </w:pPr>
-      <w:bookmarkStart w:id="0" w:name="_GoBack"/>
-      <w:bookmarkEnd w:id="0"/>
-      <w:r>
-        <w:rPr>
-          <w:rFonts w:ascii="Times New Roman" w:hAnsi="Times New Roman" w:cs="Times New Roman"/>
-          <w:b/>
-          <w:u w:val="single"/>
-          <w:lang w:val="en-GB"/>
-        </w:rPr>
         <w:t xml:space="preserve">СОФИЙСКА </w:t>
       </w:r>
-      <w:proofErr w:type="gramStart"/>
-      <w:r>
-        <w:rPr>
-          <w:rFonts w:ascii="Times New Roman" w:hAnsi="Times New Roman" w:cs="Times New Roman"/>
-          <w:b/>
-          <w:u w:val="single"/>
-          <w:lang w:val="en-GB"/>
-        </w:rPr>
-        <w:t>ПРОФЕСИОНАЛНА  ГИМНАЗИЯ</w:t>
-      </w:r>
-      <w:proofErr w:type="gramEnd"/>
-      <w:r>
-        <w:rPr>
-          <w:rFonts w:ascii="Times New Roman" w:hAnsi="Times New Roman" w:cs="Times New Roman"/>
-          <w:b/>
-          <w:u w:val="single"/>
-          <w:lang w:val="en-GB"/>
-        </w:rPr>
-        <w:t xml:space="preserve">  ПО  ЕЛЕКТРОНИКА „ДЖОН  АТАНАСОВ“ </w:t>
-      </w:r>
-      <w:r>
-        <w:rPr>
-          <w:rFonts w:ascii="Times New Roman" w:hAnsi="Times New Roman" w:cs="Times New Roman"/>
-          <w:b/>
-          <w:u w:val="single"/>
-          <w:lang w:val="en-GB"/>
-        </w:rPr>
-        <w:t>–</w:t>
-      </w:r>
-      <w:r>
-        <w:rPr>
-          <w:rFonts w:ascii="Times New Roman" w:hAnsi="Times New Roman" w:cs="Times New Roman"/>
-          <w:b/>
-          <w:u w:val="single"/>
-          <w:lang w:val="en-GB"/>
-        </w:rPr>
-        <w:t xml:space="preserve"> СОФИЯ</w:t>
+      <w:r>
+        <w:rPr>
+          <w:sz w:val="20"/>
+          <w:u w:val="none"/>
+        </w:rPr>
+        <w:t>СОФИЙСКА ПРОФЕСИОНАЛНА ГИМНАЗИЯ ПО ЕЛЕКТРОНИКА “ДЖОН  АТАНАСОВ” - СОФИЯ</w:t>
       </w:r>
     </w:p>
     <w:p>
       <w:pPr>
+        <w:spacing w:after="0"/>
         <w:jc w:val="center"/>
         <w:rPr>
-          <w:rFonts w:ascii="Times New Roman" w:hAnsi="Times New Roman" w:cs="Times New Roman"/>
-          <w:sz w:val="24"/>
-          <w:szCs w:val="24"/>
+          <w:rFonts w:ascii="Times New Roman" w:hAnsi="Times New Roman"/>
+          <w:b/>
+          <w:sz w:val="28"/>
+          <w:szCs w:val="28"/>
         </w:rPr>
       </w:pPr>
-      <w:r>
-        <w:rPr>
-          <w:rFonts w:ascii="Times New Roman" w:hAnsi="Times New Roman" w:cs="Times New Roman"/>
-          <w:sz w:val="24"/>
-          <w:szCs w:val="24"/>
-        </w:rPr>
-        <w:t>Писмено изпитване</w:t>
-      </w:r>
-      <w:r>
-        <w:rPr>
-          <w:rFonts w:ascii="Times New Roman" w:hAnsi="Times New Roman" w:cs="Times New Roman"/>
-          <w:sz w:val="24"/>
-          <w:szCs w:val="24"/>
-        </w:rPr>
-        <w:t xml:space="preserve"> </w:t>
-      </w:r>
     </w:p>
     <w:p>
       <w:pPr>
+        <w:spacing w:after="0"/>
         <w:jc w:val="center"/>
         <w:rPr>
-          <w:rFonts w:ascii="Times New Roman" w:hAnsi="Times New Roman" w:cs="Times New Roman"/>
-          <w:sz w:val="24"/>
-          <w:szCs w:val="24"/>
+          <w:rFonts w:ascii="Times New Roman" w:hAnsi="Times New Roman"/>
+          <w:b/>
+          <w:sz w:val="28"/>
+          <w:szCs w:val="28"/>
         </w:rPr>
       </w:pPr>
       <w:r>
         <w:rPr>
-          <w:rFonts w:ascii="Times New Roman" w:hAnsi="Times New Roman" w:cs="Times New Roman"/>
-          <w:sz w:val="24"/>
-          <w:szCs w:val="24"/>
-        </w:rPr>
-        <w:t xml:space="preserve">по Компютърни мрежи </w:t>
-      </w:r>
-      <w:r>
-        <w:rPr>
-          <w:rFonts w:ascii="Times New Roman" w:hAnsi="Times New Roman" w:cs="Times New Roman"/>
-          <w:sz w:val="24"/>
-          <w:szCs w:val="24"/>
-          <w:lang w:val="en-US"/>
-        </w:rPr>
-        <w:t>II</w:t>
-      </w:r>
-      <w:r>
-        <w:rPr>
-          <w:rFonts w:ascii="Times New Roman" w:hAnsi="Times New Roman" w:cs="Times New Roman"/>
-          <w:sz w:val="24"/>
-          <w:szCs w:val="24"/>
-        </w:rPr>
-        <w:t xml:space="preserve">част </w:t>
-      </w:r>
-      <w:r>
-        <w:rPr>
-          <w:rFonts w:ascii="Times New Roman" w:hAnsi="Times New Roman" w:cs="Times New Roman"/>
-          <w:sz w:val="24"/>
-          <w:szCs w:val="24"/>
-        </w:rPr>
-        <w:t>- 1</w:t>
-      </w:r>
-      <w:r>
-        <w:rPr>
-          <w:rFonts w:ascii="Times New Roman" w:hAnsi="Times New Roman" w:cs="Times New Roman"/>
-          <w:sz w:val="24"/>
-          <w:szCs w:val="24"/>
-        </w:rPr>
-        <w:t>2</w:t>
-      </w:r>
-      <w:r>
-        <w:rPr>
-          <w:rFonts w:ascii="Times New Roman" w:hAnsi="Times New Roman" w:cs="Times New Roman"/>
-          <w:sz w:val="24"/>
-          <w:szCs w:val="24"/>
-        </w:rPr>
-        <w:t xml:space="preserve"> клас</w:t>
-      </w:r>
-      <w:r>
-        <w:rPr>
-          <w:rFonts w:ascii="Times New Roman" w:hAnsi="Times New Roman" w:cs="Times New Roman"/>
-          <w:sz w:val="24"/>
-          <w:szCs w:val="24"/>
-          <w:lang w:val="en-US"/>
-        </w:rPr>
-        <w:t xml:space="preserve">-2 </w:t>
-      </w:r>
-      <w:r>
-        <w:rPr>
-          <w:rFonts w:ascii="Times New Roman" w:hAnsi="Times New Roman" w:cs="Times New Roman"/>
-          <w:sz w:val="24"/>
-          <w:szCs w:val="24"/>
-        </w:rPr>
-        <w:t>гр</w:t>
+          <w:rFonts w:ascii="Times New Roman" w:hAnsi="Times New Roman"/>
+          <w:b/>
+          <w:sz w:val="28"/>
+          <w:szCs w:val="28"/>
+        </w:rPr>
+        <w:t xml:space="preserve">Компютърни мрежи тест </w:t>
+      </w:r>
+      <w:r>
+        <w:rPr>
+          <w:rFonts w:ascii="Times New Roman" w:hAnsi="Times New Roman"/>
+          <w:b/>
+          <w:sz w:val="28"/>
+          <w:szCs w:val="28"/>
+        </w:rPr>
+        <w:t>3</w:t>
       </w:r>
     </w:p>
     <w:p>
@@ -171,6 +80,15 @@
           <w:szCs w:val="24"/>
         </w:rPr>
       </w:pPr>
+    </w:p>
+    <w:p>
+      <w:pPr>
+        <w:rPr>
+          <w:rFonts w:ascii="Times New Roman" w:hAnsi="Times New Roman" w:cs="Times New Roman"/>
+          <w:sz w:val="24"/>
+          <w:szCs w:val="24"/>
+        </w:rPr>
+      </w:pPr>
       <w:r>
         <w:rPr>
           <w:rFonts w:ascii="Times New Roman" w:hAnsi="Times New Roman" w:cs="Times New Roman"/>
@@ -182,7 +100,7 @@
     </w:p>
     <w:tbl>
       <w:tblPr>
-        <w:tblStyle w:val="TableGrid"/>
+        <w:tblStyle w:val="a3"/>
         <w:tblW w:w="0" w:type="auto"/>
         <w:tblLook w:val="04A0" w:firstRow="1" w:lastRow="0" w:firstColumn="1" w:lastColumn="0" w:noHBand="0" w:noVBand="1"/>
       </w:tblPr>
@@ -246,7 +164,7 @@
           </w:p>
           <w:tbl>
             <w:tblPr>
-              <w:tblStyle w:val="TableGrid"/>
+              <w:tblStyle w:val="a3"/>
               <w:tblW w:w="9585" w:type="dxa"/>
               <w:tblBorders>
                 <w:top w:val="dotted" w:sz="4" w:space="0" w:color="auto"/>
@@ -388,7 +306,7 @@
           </w:p>
           <w:tbl>
             <w:tblPr>
-              <w:tblStyle w:val="TableGrid"/>
+              <w:tblStyle w:val="a3"/>
               <w:tblW w:w="0" w:type="auto"/>
               <w:tblBorders>
                 <w:top w:val="none" w:sz="0" w:space="0" w:color="auto"/>
@@ -511,7 +429,7 @@
           </w:p>
           <w:tbl>
             <w:tblPr>
-              <w:tblStyle w:val="TableGrid"/>
+              <w:tblStyle w:val="a3"/>
               <w:tblW w:w="0" w:type="auto"/>
               <w:tblBorders>
                 <w:top w:val="none" w:sz="0" w:space="0" w:color="auto"/>
@@ -630,7 +548,7 @@
           </w:p>
           <w:tbl>
             <w:tblPr>
-              <w:tblStyle w:val="TableGrid"/>
+              <w:tblStyle w:val="a3"/>
               <w:tblW w:w="9645" w:type="dxa"/>
               <w:tblBorders>
                 <w:top w:val="dotted" w:sz="4" w:space="0" w:color="auto"/>
@@ -820,7 +738,7 @@
           </w:p>
           <w:tbl>
             <w:tblPr>
-              <w:tblStyle w:val="TableGrid"/>
+              <w:tblStyle w:val="a3"/>
               <w:tblW w:w="9550" w:type="dxa"/>
               <w:tblBorders>
                 <w:top w:val="dotted" w:sz="4" w:space="0" w:color="auto"/>
@@ -997,7 +915,7 @@
           </w:p>
           <w:tbl>
             <w:tblPr>
-              <w:tblStyle w:val="TableGrid"/>
+              <w:tblStyle w:val="a3"/>
               <w:tblW w:w="9647" w:type="dxa"/>
               <w:tblBorders>
                 <w:top w:val="dotted" w:sz="4" w:space="0" w:color="auto"/>
@@ -1150,7 +1068,7 @@
           </w:p>
           <w:tbl>
             <w:tblPr>
-              <w:tblStyle w:val="TableGrid"/>
+              <w:tblStyle w:val="a3"/>
               <w:tblW w:w="9602" w:type="dxa"/>
               <w:tblBorders>
                 <w:top w:val="dotted" w:sz="4" w:space="0" w:color="auto"/>
@@ -1275,7 +1193,6 @@
               </w:rPr>
               <w:t xml:space="preserve">Обяснете действието на протокол </w:t>
             </w:r>
-            <w:proofErr w:type="spellStart"/>
             <w:r>
               <w:rPr>
                 <w:rFonts w:ascii="Times New Roman" w:hAnsi="Times New Roman" w:cs="Times New Roman"/>
@@ -1283,7 +1200,6 @@
               </w:rPr>
               <w:t>IPSec</w:t>
             </w:r>
-            <w:proofErr w:type="spellEnd"/>
             <w:r>
               <w:rPr>
                 <w:rFonts w:ascii="Times New Roman" w:hAnsi="Times New Roman" w:cs="Times New Roman"/>
@@ -1294,7 +1210,7 @@
           </w:p>
           <w:tbl>
             <w:tblPr>
-              <w:tblStyle w:val="TableGrid"/>
+              <w:tblStyle w:val="a3"/>
               <w:tblW w:w="9584" w:type="dxa"/>
               <w:tblBorders>
                 <w:top w:val="dotted" w:sz="4" w:space="0" w:color="auto"/>
@@ -1468,7 +1384,7 @@
           </w:p>
           <w:tbl>
             <w:tblPr>
-              <w:tblStyle w:val="TableGrid"/>
+              <w:tblStyle w:val="a3"/>
               <w:tblW w:w="9602" w:type="dxa"/>
               <w:tblBorders>
                 <w:top w:val="dotted" w:sz="4" w:space="0" w:color="auto"/>
@@ -1578,7 +1494,7 @@
           </w:p>
           <w:tbl>
             <w:tblPr>
-              <w:tblStyle w:val="TableGrid"/>
+              <w:tblStyle w:val="a3"/>
               <w:tblW w:w="9602" w:type="dxa"/>
               <w:tblBorders>
                 <w:top w:val="dotted" w:sz="4" w:space="0" w:color="auto"/>
@@ -1659,7 +1575,7 @@
     </w:tbl>
     <w:tbl>
       <w:tblPr>
-        <w:tblStyle w:val="TableGrid"/>
+        <w:tblStyle w:val="a3"/>
         <w:tblpPr w:leftFromText="141" w:rightFromText="141" w:vertAnchor="text" w:horzAnchor="page" w:tblpX="4561" w:tblpY="77"/>
         <w:tblW w:w="0" w:type="auto"/>
         <w:tblLook w:val="04A0" w:firstRow="1" w:lastRow="0" w:firstColumn="1" w:lastColumn="0" w:noHBand="0" w:noVBand="1"/>
@@ -2200,7 +2116,7 @@
     </w:p>
     <w:tbl>
       <w:tblPr>
-        <w:tblStyle w:val="TableGrid"/>
+        <w:tblStyle w:val="a3"/>
         <w:tblW w:w="0" w:type="auto"/>
         <w:tblBorders>
           <w:top w:val="dotted" w:sz="4" w:space="0" w:color="auto"/>
@@ -2458,7 +2374,7 @@
 </file>
 
 <file path=word/styles.xml><?xml version="1.0" encoding="utf-8"?>
-<w:styles xmlns:mc="http://schemas.openxmlformats.org/markup-compatibility/2006" xmlns:r="http://schemas.openxmlformats.org/officeDocument/2006/relationships" xmlns:w="http://schemas.openxmlformats.org/wordprocessingml/2006/main" xmlns:w14="http://schemas.microsoft.com/office/word/2010/wordml" xmlns:w15="http://schemas.microsoft.com/office/word/2012/wordml" xmlns:w16se="http://schemas.microsoft.com/office/word/2015/wordml/symex" mc:Ignorable="w14 w15 w16se">
+<w:styles xmlns:mc="http://schemas.openxmlformats.org/markup-compatibility/2006" xmlns:r="http://schemas.openxmlformats.org/officeDocument/2006/relationships" xmlns:w="http://schemas.openxmlformats.org/wordprocessingml/2006/main" xmlns:w14="http://schemas.microsoft.com/office/word/2010/wordml" xmlns:w15="http://schemas.microsoft.com/office/word/2012/wordml" xmlns:w16cex="http://schemas.microsoft.com/office/word/2018/wordml/cex" xmlns:w16cid="http://schemas.microsoft.com/office/word/2016/wordml/cid" xmlns:w16="http://schemas.microsoft.com/office/word/2018/wordml" xmlns:w16sdtdh="http://schemas.microsoft.com/office/word/2020/wordml/sdtdatahash" xmlns:w16se="http://schemas.microsoft.com/office/word/2015/wordml/symex" mc:Ignorable="w14 w15 w16se w16cid w16 w16cex w16sdtdh">
   <w:docDefaults>
     <w:rPrDefault>
       <w:rPr>
@@ -2474,7 +2390,7 @@
       </w:pPr>
     </w:pPrDefault>
   </w:docDefaults>
-  <w:latentStyles w:defLockedState="0" w:defUIPriority="99" w:defSemiHidden="0" w:defUnhideWhenUsed="0" w:defQFormat="0" w:count="371">
+  <w:latentStyles w:defLockedState="0" w:defUIPriority="99" w:defSemiHidden="0" w:defUnhideWhenUsed="0" w:defQFormat="0" w:count="376">
     <w:lsdException w:name="Normal" w:uiPriority="0" w:qFormat="1"/>
     <w:lsdException w:name="heading 1" w:uiPriority="9" w:qFormat="1"/>
     <w:lsdException w:name="heading 2" w:semiHidden="1" w:uiPriority="9" w:unhideWhenUsed="1" w:qFormat="1"/>
@@ -2555,7 +2471,7 @@
     <w:lsdException w:name="Body Text First Indent" w:semiHidden="1" w:unhideWhenUsed="1"/>
     <w:lsdException w:name="Body Text First Indent 2" w:semiHidden="1" w:unhideWhenUsed="1"/>
     <w:lsdException w:name="Note Heading" w:semiHidden="1" w:unhideWhenUsed="1"/>
-    <w:lsdException w:name="Body Text 2" w:semiHidden="1" w:unhideWhenUsed="1"/>
+    <w:lsdException w:name="Body Text 2" w:semiHidden="1" w:uiPriority="0" w:unhideWhenUsed="1"/>
     <w:lsdException w:name="Body Text 3" w:semiHidden="1" w:unhideWhenUsed="1"/>
     <w:lsdException w:name="Body Text Indent 2" w:semiHidden="1" w:unhideWhenUsed="1"/>
     <w:lsdException w:name="Body Text Indent 3" w:semiHidden="1" w:unhideWhenUsed="1"/>
@@ -2580,7 +2496,6 @@
     <w:lsdException w:name="HTML Sample" w:semiHidden="1" w:unhideWhenUsed="1"/>
     <w:lsdException w:name="HTML Typewriter" w:semiHidden="1" w:unhideWhenUsed="1"/>
     <w:lsdException w:name="HTML Variable" w:semiHidden="1" w:unhideWhenUsed="1"/>
-    <w:lsdException w:name="Normal Table" w:semiHidden="1" w:unhideWhenUsed="1"/>
     <w:lsdException w:name="annotation subject" w:semiHidden="1" w:unhideWhenUsed="1"/>
     <w:lsdException w:name="No List" w:semiHidden="1" w:unhideWhenUsed="1"/>
     <w:lsdException w:name="Outline List 1" w:semiHidden="1" w:unhideWhenUsed="1"/>
@@ -2623,11 +2538,8 @@
     <w:lsdException w:name="Table Contemporary" w:semiHidden="1" w:unhideWhenUsed="1"/>
     <w:lsdException w:name="Table Elegant" w:semiHidden="1" w:unhideWhenUsed="1"/>
     <w:lsdException w:name="Table Professional" w:semiHidden="1" w:unhideWhenUsed="1"/>
-    <w:lsdException w:name="Table Subtle 1" w:semiHidden="1" w:unhideWhenUsed="1"/>
     <w:lsdException w:name="Table Subtle 2" w:semiHidden="1" w:unhideWhenUsed="1"/>
     <w:lsdException w:name="Table Web 1" w:semiHidden="1" w:unhideWhenUsed="1"/>
-    <w:lsdException w:name="Table Web 2" w:semiHidden="1" w:unhideWhenUsed="1"/>
-    <w:lsdException w:name="Table Web 3" w:semiHidden="1" w:unhideWhenUsed="1"/>
     <w:lsdException w:name="Balloon Text" w:semiHidden="1" w:unhideWhenUsed="1"/>
     <w:lsdException w:name="Table Grid" w:uiPriority="39"/>
     <w:lsdException w:name="Table Theme" w:semiHidden="1" w:unhideWhenUsed="1"/>
@@ -2846,18 +2758,23 @@
     <w:lsdException w:name="List Table 5 Dark Accent 6" w:uiPriority="50"/>
     <w:lsdException w:name="List Table 6 Colorful Accent 6" w:uiPriority="51"/>
     <w:lsdException w:name="List Table 7 Colorful Accent 6" w:uiPriority="52"/>
+    <w:lsdException w:name="Mention" w:semiHidden="1" w:unhideWhenUsed="1"/>
+    <w:lsdException w:name="Smart Hyperlink" w:semiHidden="1" w:unhideWhenUsed="1"/>
+    <w:lsdException w:name="Hashtag" w:semiHidden="1" w:unhideWhenUsed="1"/>
+    <w:lsdException w:name="Unresolved Mention" w:semiHidden="1" w:unhideWhenUsed="1"/>
+    <w:lsdException w:name="Smart Link" w:semiHidden="1" w:unhideWhenUsed="1"/>
   </w:latentStyles>
-  <w:style w:type="paragraph" w:default="1" w:styleId="Normal">
+  <w:style w:type="paragraph" w:default="1" w:styleId="a">
     <w:name w:val="Normal"/>
     <w:qFormat/>
   </w:style>
-  <w:style w:type="character" w:default="1" w:styleId="DefaultParagraphFont">
+  <w:style w:type="character" w:default="1" w:styleId="a0">
     <w:name w:val="Default Paragraph Font"/>
     <w:uiPriority w:val="1"/>
     <w:semiHidden/>
     <w:unhideWhenUsed/>
   </w:style>
-  <w:style w:type="table" w:default="1" w:styleId="TableNormal">
+  <w:style w:type="table" w:default="1" w:styleId="a1">
     <w:name w:val="Normal Table"/>
     <w:uiPriority w:val="99"/>
     <w:semiHidden/>
@@ -2872,15 +2789,15 @@
       </w:tblCellMar>
     </w:tblPr>
   </w:style>
-  <w:style w:type="numbering" w:default="1" w:styleId="NoList">
+  <w:style w:type="numbering" w:default="1" w:styleId="a2">
     <w:name w:val="No List"/>
     <w:uiPriority w:val="99"/>
     <w:semiHidden/>
     <w:unhideWhenUsed/>
   </w:style>
-  <w:style w:type="table" w:styleId="TableGrid">
+  <w:style w:type="table" w:styleId="a3">
     <w:name w:val="Table Grid"/>
-    <w:basedOn w:val="TableNormal"/>
+    <w:basedOn w:val="a1"/>
     <w:uiPriority w:val="39"/>
     <w:rsid w:val="00C1623E"/>
     <w:pPr>
@@ -2896,6 +2813,39 @@
         <w:insideV w:val="single" w:sz="4" w:space="0" w:color="auto"/>
       </w:tblBorders>
     </w:tblPr>
+  </w:style>
+  <w:style w:type="paragraph" w:styleId="2">
+    <w:name w:val="Body Text 2"/>
+    <w:basedOn w:val="a"/>
+    <w:link w:val="20"/>
+    <w:semiHidden/>
+    <w:unhideWhenUsed/>
+    <w:rsid w:val="000A638E"/>
+    <w:pPr>
+      <w:spacing w:after="0" w:line="240" w:lineRule="auto"/>
+      <w:jc w:val="center"/>
+    </w:pPr>
+    <w:rPr>
+      <w:rFonts w:ascii="Times New Roman" w:eastAsia="Times New Roman" w:hAnsi="Times New Roman" w:cs="Times New Roman"/>
+      <w:b/>
+      <w:sz w:val="24"/>
+      <w:szCs w:val="20"/>
+      <w:u w:val="single"/>
+    </w:rPr>
+  </w:style>
+  <w:style w:type="character" w:customStyle="1" w:styleId="20">
+    <w:name w:val="Основен текст 2 Знак"/>
+    <w:basedOn w:val="a0"/>
+    <w:link w:val="2"/>
+    <w:semiHidden/>
+    <w:rsid w:val="000A638E"/>
+    <w:rPr>
+      <w:rFonts w:ascii="Times New Roman" w:eastAsia="Times New Roman" w:hAnsi="Times New Roman" w:cs="Times New Roman"/>
+      <w:b/>
+      <w:sz w:val="24"/>
+      <w:szCs w:val="20"/>
+      <w:u w:val="single"/>
+    </w:rPr>
   </w:style>
 </w:styles>
 </file>
